--- a/Post-cursada/Planificación hasta finalización - Kairos - NexTech .docx
+++ b/Post-cursada/Planificación hasta finalización - Kairos - NexTech .docx
@@ -1569,7 +1569,7 @@
     </w:p>
     <w:sdt>
       <w:sdtPr>
-        <w:id w:val="-2062348120"/>
+        <w:id w:val="1225522917"/>
         <w:docPartObj>
           <w:docPartGallery w:val="Table of Contents"/>
           <w:docPartUnique w:val="1"/>
@@ -4076,57 +4076,6 @@
         </w:rPr>
         <w:t xml:space="preserve">Memoria del proyecto.</w:t>
       </w:r>
-    </w:p>
-    <w:p>
-      <w:pPr>
-        <w:keepNext w:val="0"/>
-        <w:keepLines w:val="0"/>
-        <w:pageBreakBefore w:val="0"/>
-        <w:widowControl w:val="1"/>
-        <w:pBdr>
-          <w:top w:space="0" w:sz="0" w:val="nil"/>
-          <w:left w:space="0" w:sz="0" w:val="nil"/>
-          <w:bottom w:space="0" w:sz="0" w:val="nil"/>
-          <w:right w:space="0" w:sz="0" w:val="nil"/>
-          <w:between w:space="0" w:sz="0" w:val="nil"/>
-        </w:pBdr>
-        <w:shd w:fill="auto" w:val="clear"/>
-        <w:tabs>
-          <w:tab w:val="left" w:leader="none" w:pos="0"/>
-        </w:tabs>
-        <w:spacing w:after="0" w:before="200" w:line="276" w:lineRule="auto"/>
-        <w:ind w:left="0" w:right="0" w:firstLine="0"/>
-        <w:jc w:val="both"/>
-        <w:rPr/>
-      </w:pPr>
-      <w:r>
-        <w:rPr>
-          <w:rtl w:val="0"/>
-        </w:rPr>
-      </w:r>
-    </w:p>
-    <w:p>
-      <w:pPr>
-        <w:keepNext w:val="0"/>
-        <w:keepLines w:val="0"/>
-        <w:pageBreakBefore w:val="0"/>
-        <w:widowControl w:val="1"/>
-        <w:pBdr>
-          <w:top w:space="0" w:sz="0" w:val="nil"/>
-          <w:left w:space="0" w:sz="0" w:val="nil"/>
-          <w:bottom w:space="0" w:sz="0" w:val="nil"/>
-          <w:right w:space="0" w:sz="0" w:val="nil"/>
-          <w:between w:space="0" w:sz="0" w:val="nil"/>
-        </w:pBdr>
-        <w:shd w:fill="auto" w:val="clear"/>
-        <w:tabs>
-          <w:tab w:val="left" w:leader="none" w:pos="0"/>
-        </w:tabs>
-        <w:spacing w:after="0" w:before="200" w:line="276" w:lineRule="auto"/>
-        <w:ind w:left="0" w:right="0" w:firstLine="0"/>
-        <w:jc w:val="both"/>
-        <w:rPr/>
-      </w:pPr>
       <w:r>
         <w:rPr>
           <w:rtl w:val="0"/>
@@ -5606,7 +5555,7 @@
               <w:rPr>
                 <w:rtl w:val="0"/>
               </w:rPr>
-              <w:t xml:space="preserve">03/02/2026</w:t>
+              <w:t xml:space="preserve">28/02/2026</w:t>
             </w:r>
           </w:p>
         </w:tc>
@@ -5628,7 +5577,7 @@
               <w:rPr>
                 <w:rtl w:val="0"/>
               </w:rPr>
-              <w:t xml:space="preserve">03/02/2026</w:t>
+              <w:t xml:space="preserve">02/02/2026</w:t>
             </w:r>
           </w:p>
         </w:tc>
@@ -5701,6 +5650,68 @@
                 <w:rtl w:val="0"/>
               </w:rPr>
               <w:t xml:space="preserve">03/02/2026</w:t>
+            </w:r>
+          </w:p>
+        </w:tc>
+      </w:tr>
+      <w:tr>
+        <w:trPr>
+          <w:cantSplit w:val="0"/>
+          <w:trHeight w:val="325.8437500000001" w:hRule="atLeast"/>
+          <w:tblHeader w:val="0"/>
+        </w:trPr>
+        <w:tc>
+          <w:tcPr>
+            <w:vAlign w:val="center"/>
+          </w:tcPr>
+          <w:p>
+            <w:pPr>
+              <w:tabs>
+                <w:tab w:val="left" w:leader="none" w:pos="0"/>
+              </w:tabs>
+              <w:spacing w:after="240" w:lineRule="auto"/>
+              <w:ind w:left="115" w:hanging="5.9999999999999964"/>
+              <w:jc w:val="center"/>
+              <w:rPr>
+                <w:b w:val="1"/>
+                <w:bCs w:val="1"/>
+              </w:rPr>
+            </w:pPr>
+            <w:r>
+              <w:rPr>
+                <w:b w:val="1"/>
+                <w:bCs w:val="1"/>
+                <w:rtl w:val="0"/>
+              </w:rPr>
+              <w:t xml:space="preserve">FIN PROCESO DESARROLLO</w:t>
+            </w:r>
+          </w:p>
+        </w:tc>
+        <w:tc>
+          <w:tcPr>
+            <w:gridSpan w:val="2"/>
+            <w:vAlign w:val="center"/>
+          </w:tcPr>
+          <w:p>
+            <w:pPr>
+              <w:tabs>
+                <w:tab w:val="left" w:leader="none" w:pos="0"/>
+              </w:tabs>
+              <w:spacing w:after="240" w:lineRule="auto"/>
+              <w:ind w:left="115" w:hanging="5.9999999999999964"/>
+              <w:jc w:val="center"/>
+              <w:rPr>
+                <w:b w:val="1"/>
+                <w:bCs w:val="1"/>
+              </w:rPr>
+            </w:pPr>
+            <w:r>
+              <w:rPr>
+                <w:b w:val="1"/>
+                <w:bCs w:val="1"/>
+                <w:rtl w:val="0"/>
+              </w:rPr>
+              <w:t xml:space="preserve">04/02/2026</w:t>
             </w:r>
           </w:p>
         </w:tc>
@@ -5729,7 +5740,7 @@
               <w:rPr>
                 <w:rtl w:val="0"/>
               </w:rPr>
-              <w:t xml:space="preserve">FIN PROCESO DESARROLLO</w:t>
+              <w:t xml:space="preserve">Periodo de reunión </w:t>
             </w:r>
           </w:p>
         </w:tc>
@@ -5773,7 +5784,7 @@
               <w:rPr>
                 <w:rtl w:val="0"/>
               </w:rPr>
-              <w:t xml:space="preserve">04/02/2026</w:t>
+              <w:t xml:space="preserve">13/02/2026</w:t>
             </w:r>
           </w:p>
         </w:tc>
@@ -5796,13 +5807,18 @@
               <w:spacing w:after="240" w:lineRule="auto"/>
               <w:ind w:left="115" w:hanging="5.9999999999999964"/>
               <w:jc w:val="center"/>
-              <w:rPr/>
+              <w:rPr>
+                <w:b w:val="1"/>
+                <w:bCs w:val="1"/>
+              </w:rPr>
             </w:pPr>
             <w:r>
               <w:rPr>
-                <w:rtl w:val="0"/>
-              </w:rPr>
-              <w:t xml:space="preserve">Periodo sin trabajo </w:t>
+                <w:b w:val="1"/>
+                <w:bCs w:val="1"/>
+                <w:rtl w:val="0"/>
+              </w:rPr>
+              <w:t xml:space="preserve">Iteración 3 - Post Cursada</w:t>
             </w:r>
           </w:p>
         </w:tc>
@@ -5818,13 +5834,18 @@
               <w:spacing w:after="240" w:lineRule="auto"/>
               <w:ind w:left="115" w:hanging="5.9999999999999964"/>
               <w:jc w:val="center"/>
-              <w:rPr/>
+              <w:rPr>
+                <w:b w:val="1"/>
+                <w:bCs w:val="1"/>
+              </w:rPr>
             </w:pPr>
             <w:r>
               <w:rPr>
-                <w:rtl w:val="0"/>
-              </w:rPr>
-              <w:t xml:space="preserve">04/02/2026</w:t>
+                <w:b w:val="1"/>
+                <w:bCs w:val="1"/>
+                <w:rtl w:val="0"/>
+              </w:rPr>
+              <w:t xml:space="preserve">14/02/2026</w:t>
             </w:r>
           </w:p>
         </w:tc>
@@ -5840,13 +5861,18 @@
               <w:spacing w:after="240" w:lineRule="auto"/>
               <w:ind w:left="115" w:hanging="5.9999999999999964"/>
               <w:jc w:val="center"/>
-              <w:rPr/>
+              <w:rPr>
+                <w:b w:val="1"/>
+                <w:bCs w:val="1"/>
+              </w:rPr>
             </w:pPr>
             <w:r>
               <w:rPr>
-                <w:rtl w:val="0"/>
-              </w:rPr>
-              <w:t xml:space="preserve">12/03/2026</w:t>
+                <w:b w:val="1"/>
+                <w:bCs w:val="1"/>
+                <w:rtl w:val="0"/>
+              </w:rPr>
+              <w:t xml:space="preserve">26/02/2026</w:t>
             </w:r>
           </w:p>
         </w:tc>
@@ -5880,12 +5906,13 @@
                 <w:bCs w:val="1"/>
                 <w:rtl w:val="0"/>
               </w:rPr>
-              <w:t xml:space="preserve">Iteración 3 - Post Cursada</w:t>
+              <w:t xml:space="preserve">Continuación memoria final</w:t>
             </w:r>
           </w:p>
         </w:tc>
         <w:tc>
           <w:tcPr>
+            <w:gridSpan w:val="2"/>
             <w:vAlign w:val="center"/>
           </w:tcPr>
           <w:p>
@@ -5907,122 +5934,7 @@
                 <w:bCs w:val="1"/>
                 <w:rtl w:val="0"/>
               </w:rPr>
-              <w:t xml:space="preserve">12/03/2026</w:t>
-            </w:r>
-          </w:p>
-        </w:tc>
-        <w:tc>
-          <w:tcPr>
-            <w:vAlign w:val="center"/>
-          </w:tcPr>
-          <w:p>
-            <w:pPr>
-              <w:tabs>
-                <w:tab w:val="left" w:leader="none" w:pos="0"/>
-              </w:tabs>
-              <w:spacing w:after="240" w:lineRule="auto"/>
-              <w:ind w:left="115" w:hanging="5.9999999999999964"/>
-              <w:jc w:val="center"/>
-              <w:rPr>
-                <w:b w:val="1"/>
-                <w:bCs w:val="1"/>
-              </w:rPr>
-            </w:pPr>
-            <w:r>
-              <w:rPr>
-                <w:b w:val="1"/>
-                <w:bCs w:val="1"/>
-                <w:rtl w:val="0"/>
-              </w:rPr>
-              <w:t xml:space="preserve">26/03/2026</w:t>
-            </w:r>
-          </w:p>
-        </w:tc>
-      </w:tr>
-      <w:tr>
-        <w:trPr>
-          <w:cantSplit w:val="0"/>
-          <w:trHeight w:val="325.8437500000001" w:hRule="atLeast"/>
-          <w:tblHeader w:val="0"/>
-        </w:trPr>
-        <w:tc>
-          <w:tcPr>
-            <w:vAlign w:val="center"/>
-          </w:tcPr>
-          <w:p>
-            <w:pPr>
-              <w:tabs>
-                <w:tab w:val="left" w:leader="none" w:pos="0"/>
-              </w:tabs>
-              <w:spacing w:after="240" w:lineRule="auto"/>
-              <w:ind w:left="115" w:hanging="5.9999999999999964"/>
-              <w:jc w:val="center"/>
-              <w:rPr>
-                <w:b w:val="1"/>
-                <w:bCs w:val="1"/>
-              </w:rPr>
-            </w:pPr>
-            <w:r>
-              <w:rPr>
-                <w:b w:val="1"/>
-                <w:bCs w:val="1"/>
-                <w:rtl w:val="0"/>
-              </w:rPr>
-              <w:t xml:space="preserve">Envío memoria final</w:t>
-            </w:r>
-          </w:p>
-        </w:tc>
-        <w:tc>
-          <w:tcPr>
-            <w:vAlign w:val="center"/>
-          </w:tcPr>
-          <w:p>
-            <w:pPr>
-              <w:tabs>
-                <w:tab w:val="left" w:leader="none" w:pos="0"/>
-              </w:tabs>
-              <w:spacing w:after="240" w:lineRule="auto"/>
-              <w:ind w:left="115" w:hanging="5.9999999999999964"/>
-              <w:jc w:val="center"/>
-              <w:rPr>
-                <w:b w:val="1"/>
-                <w:bCs w:val="1"/>
-              </w:rPr>
-            </w:pPr>
-            <w:r>
-              <w:rPr>
-                <w:b w:val="1"/>
-                <w:bCs w:val="1"/>
-                <w:rtl w:val="0"/>
-              </w:rPr>
-              <w:t xml:space="preserve">12/03/2026</w:t>
-            </w:r>
-          </w:p>
-        </w:tc>
-        <w:tc>
-          <w:tcPr>
-            <w:vAlign w:val="center"/>
-          </w:tcPr>
-          <w:p>
-            <w:pPr>
-              <w:tabs>
-                <w:tab w:val="left" w:leader="none" w:pos="0"/>
-              </w:tabs>
-              <w:spacing w:after="240" w:lineRule="auto"/>
-              <w:ind w:left="115" w:hanging="5.9999999999999964"/>
-              <w:jc w:val="center"/>
-              <w:rPr>
-                <w:b w:val="1"/>
-                <w:bCs w:val="1"/>
-              </w:rPr>
-            </w:pPr>
-            <w:r>
-              <w:rPr>
-                <w:b w:val="1"/>
-                <w:bCs w:val="1"/>
-                <w:rtl w:val="0"/>
-              </w:rPr>
-              <w:t xml:space="preserve">12/03/2026</w:t>
+              <w:t xml:space="preserve">14/02/2026</w:t>
             </w:r>
           </w:p>
         </w:tc>
@@ -6351,6 +6263,62 @@
                 <w:rtl w:val="0"/>
               </w:rPr>
               <w:t xml:space="preserve">A confirmar</w:t>
+            </w:r>
+          </w:p>
+        </w:tc>
+      </w:tr>
+      <w:tr>
+        <w:trPr>
+          <w:cantSplit w:val="0"/>
+          <w:trHeight w:val="325.8437500000001" w:hRule="atLeast"/>
+          <w:tblHeader w:val="0"/>
+        </w:trPr>
+        <w:tc>
+          <w:tcPr>
+            <w:vAlign w:val="center"/>
+          </w:tcPr>
+          <w:p>
+            <w:pPr>
+              <w:tabs>
+                <w:tab w:val="left" w:leader="none" w:pos="0"/>
+              </w:tabs>
+              <w:spacing w:after="240" w:lineRule="auto"/>
+              <w:ind w:left="115" w:hanging="5.9999999999999964"/>
+              <w:rPr/>
+            </w:pPr>
+            <w:r>
+              <w:rPr>
+                <w:rtl w:val="0"/>
+              </w:rPr>
+              <w:t xml:space="preserve">Finalización y envio de la memoria del proyecto</w:t>
+            </w:r>
+          </w:p>
+        </w:tc>
+        <w:tc>
+          <w:tcPr>
+            <w:gridSpan w:val="2"/>
+            <w:vAlign w:val="center"/>
+          </w:tcPr>
+          <w:p>
+            <w:pPr>
+              <w:tabs>
+                <w:tab w:val="left" w:leader="none" w:pos="0"/>
+              </w:tabs>
+              <w:spacing w:after="240" w:lineRule="auto"/>
+              <w:ind w:left="115" w:hanging="5.9999999999999964"/>
+              <w:jc w:val="center"/>
+              <w:rPr>
+                <w:b w:val="1"/>
+                <w:bCs w:val="1"/>
+              </w:rPr>
+            </w:pPr>
+            <w:r>
+              <w:rPr>
+                <w:b w:val="1"/>
+                <w:bCs w:val="1"/>
+                <w:rtl w:val="0"/>
+              </w:rPr>
+              <w:t xml:space="preserve">26/02/2026</w:t>
             </w:r>
           </w:p>
         </w:tc>
